--- a/PAI_Lab_Task_09/PAI_Lab_Task_09.docx
+++ b/PAI_Lab_Task_09/PAI_Lab_Task_09.docx
@@ -21,7 +21,7 @@
           <w:lang w:val="en-US"/>
         </w:rPr>
         <w:drawing>
-          <wp:anchor distT="0" distB="0" distL="114300" distR="114300" simplePos="0" relativeHeight="251659264" behindDoc="0" locked="0" layoutInCell="1" allowOverlap="1" wp14:anchorId="0592B17F" wp14:editId="67B01A4B">
+          <wp:anchor distT="0" distB="0" distL="114300" distR="114300" simplePos="0" relativeHeight="251659264" behindDoc="0" locked="0" layoutInCell="1" allowOverlap="1" wp14:anchorId="08BE936F" wp14:editId="122AB89B">
             <wp:simplePos x="0" y="0"/>
             <wp:positionH relativeFrom="column">
               <wp:posOffset>922020</wp:posOffset>
@@ -44,7 +44,7 @@
                     <pic:cNvPicPr/>
                   </pic:nvPicPr>
                   <pic:blipFill>
-                    <a:blip r:embed="rId4">
+                    <a:blip r:embed="rId5">
                       <a:extLst>
                         <a:ext uri="{28A0092B-C50C-407E-A947-70E740481C1C}">
                           <a14:useLocalDpi xmlns:a14="http://schemas.microsoft.com/office/drawing/2010/main" val="0"/>
@@ -475,560 +475,487 @@
           <w:szCs w:val="56"/>
           <w:lang w:val="en-US"/>
         </w:rPr>
-        <w:t xml:space="preserve"> 0</w:t>
-      </w:r>
-      <w:r>
-        <w:rPr>
-          <w:b/>
-          <w:bCs/>
-          <w:i/>
-          <w:iCs/>
-          <w:sz w:val="56"/>
-          <w:szCs w:val="56"/>
-          <w:lang w:val="en-US"/>
-        </w:rPr>
-        <w:t>9</w:t>
-      </w:r>
-    </w:p>
-    <w:p>
-      <w:pPr>
-        <w:rPr>
-          <w:b/>
-          <w:bCs/>
-          <w:sz w:val="28"/>
-          <w:szCs w:val="28"/>
-          <w:lang w:val="en-PK"/>
-        </w:rPr>
-      </w:pPr>
-      <w:r>
-        <w:rPr>
-          <w:b/>
-          <w:bCs/>
-          <w:sz w:val="28"/>
-          <w:szCs w:val="28"/>
-          <w:lang w:val="en-PK"/>
-        </w:rPr>
+        <w:t xml:space="preserve"> 06</w:t>
+      </w:r>
+    </w:p>
+    <w:p>
+      <w:pPr>
+        <w:rPr>
+          <w:b/>
+          <w:bCs/>
+          <w:lang w:val="en-PK"/>
+        </w:rPr>
+      </w:pPr>
+      <w:r>
         <w:lastRenderedPageBreak/>
-        <w:t>1. Introduction</w:t>
-      </w:r>
-    </w:p>
-    <w:p>
-      <w:pPr>
-        <w:rPr>
-          <w:sz w:val="28"/>
-          <w:szCs w:val="28"/>
-          <w:lang w:val="en-PK"/>
-        </w:rPr>
-      </w:pPr>
-      <w:r>
-        <w:rPr>
-          <w:sz w:val="28"/>
-          <w:szCs w:val="28"/>
-          <w:lang w:val="en-PK"/>
-        </w:rPr>
-        <w:t xml:space="preserve">Tokenization is a fundamental step in Natural Language Processing (NLP), where text is split into smaller units called tokens. These tokens can be words, </w:t>
+        <w:br/>
+      </w:r>
+      <w:r>
+        <w:rPr>
+          <w:b/>
+          <w:bCs/>
+          <w:lang w:val="en-PK"/>
+        </w:rPr>
+        <w:t>Report on PAI_Lab_Tasks_09 Notebook</w:t>
+      </w:r>
+    </w:p>
+    <w:p>
+      <w:pPr>
+        <w:rPr>
+          <w:b/>
+          <w:bCs/>
+          <w:lang w:val="en-PK"/>
+        </w:rPr>
+      </w:pPr>
+      <w:r>
+        <w:rPr>
+          <w:b/>
+          <w:bCs/>
+          <w:lang w:val="en-PK"/>
+        </w:rPr>
+        <w:t>1. Overview</w:t>
+      </w:r>
+    </w:p>
+    <w:p>
+      <w:pPr>
+        <w:rPr>
+          <w:lang w:val="en-PK"/>
+        </w:rPr>
+      </w:pPr>
+      <w:r>
+        <w:rPr>
+          <w:lang w:val="en-PK"/>
+        </w:rPr>
+        <w:t xml:space="preserve">This notebook explores </w:t>
+      </w:r>
+      <w:r>
+        <w:rPr>
+          <w:b/>
+          <w:bCs/>
+          <w:lang w:val="en-PK"/>
+        </w:rPr>
+        <w:t>text classification</w:t>
+      </w:r>
+      <w:r>
+        <w:rPr>
+          <w:lang w:val="en-PK"/>
+        </w:rPr>
+        <w:t xml:space="preserve"> using </w:t>
+      </w:r>
+      <w:r>
+        <w:rPr>
+          <w:b/>
+          <w:bCs/>
+          <w:lang w:val="en-PK"/>
+        </w:rPr>
+        <w:t>Logistic Regression</w:t>
+      </w:r>
+      <w:r>
+        <w:rPr>
+          <w:lang w:val="en-PK"/>
+        </w:rPr>
+        <w:t xml:space="preserve">. It includes key steps such as </w:t>
+      </w:r>
+      <w:r>
+        <w:rPr>
+          <w:b/>
+          <w:bCs/>
+          <w:lang w:val="en-PK"/>
+        </w:rPr>
+        <w:t>preprocessing, exploratory data analysis (EDA), data splitting, model training, and prediction</w:t>
+      </w:r>
+      <w:r>
+        <w:rPr>
+          <w:lang w:val="en-PK"/>
+        </w:rPr>
+        <w:t>.</w:t>
+      </w:r>
+    </w:p>
+    <w:p>
+      <w:pPr>
+        <w:rPr>
+          <w:lang w:val="en-PK"/>
+        </w:rPr>
+      </w:pPr>
+      <w:r>
+        <w:rPr>
+          <w:lang w:val="en-PK"/>
+        </w:rPr>
+        <w:pict w14:anchorId="4E21BD47">
+          <v:rect id="_x0000_i1031" style="width:0;height:1.5pt" o:hralign="center" o:hrstd="t" o:hr="t" fillcolor="#a0a0a0" stroked="f"/>
+        </w:pict>
+      </w:r>
+    </w:p>
+    <w:p>
+      <w:pPr>
+        <w:rPr>
+          <w:b/>
+          <w:bCs/>
+          <w:lang w:val="en-PK"/>
+        </w:rPr>
+      </w:pPr>
+      <w:r>
+        <w:rPr>
+          <w:b/>
+          <w:bCs/>
+          <w:lang w:val="en-PK"/>
+        </w:rPr>
+        <w:t>2. Key Sections</w:t>
+      </w:r>
+    </w:p>
+    <w:p>
+      <w:pPr>
+        <w:rPr>
+          <w:b/>
+          <w:bCs/>
+          <w:lang w:val="en-PK"/>
+        </w:rPr>
+      </w:pPr>
+      <w:r>
+        <w:rPr>
+          <w:b/>
+          <w:bCs/>
+          <w:lang w:val="en-PK"/>
+        </w:rPr>
+        <w:t>2.1 Preprocessing</w:t>
+      </w:r>
+    </w:p>
+    <w:p>
+      <w:pPr>
+        <w:numPr>
+          <w:ilvl w:val="0"/>
+          <w:numId w:val="1"/>
+        </w:numPr>
+        <w:rPr>
+          <w:lang w:val="en-PK"/>
+        </w:rPr>
+      </w:pPr>
+      <w:r>
+        <w:rPr>
+          <w:lang w:val="en-PK"/>
+        </w:rPr>
+        <w:t xml:space="preserve">The dataset (email_text.csv) is loaded using </w:t>
+      </w:r>
+      <w:r>
+        <w:rPr>
+          <w:b/>
+          <w:bCs/>
+          <w:lang w:val="en-PK"/>
+        </w:rPr>
+        <w:t>pandas</w:t>
+      </w:r>
+      <w:r>
+        <w:rPr>
+          <w:lang w:val="en-PK"/>
+        </w:rPr>
+        <w:t>.</w:t>
+      </w:r>
+    </w:p>
+    <w:p>
+      <w:pPr>
+        <w:numPr>
+          <w:ilvl w:val="0"/>
+          <w:numId w:val="1"/>
+        </w:numPr>
+        <w:rPr>
+          <w:lang w:val="en-PK"/>
+        </w:rPr>
+      </w:pPr>
+      <w:r>
+        <w:rPr>
+          <w:lang w:val="en-PK"/>
+        </w:rPr>
+        <w:t xml:space="preserve">Text data undergoes </w:t>
+      </w:r>
+      <w:r>
+        <w:rPr>
+          <w:b/>
+          <w:bCs/>
+          <w:lang w:val="en-PK"/>
+        </w:rPr>
+        <w:t xml:space="preserve">tokenization, </w:t>
       </w:r>
       <w:proofErr w:type="spellStart"/>
       <w:r>
         <w:rPr>
-          <w:sz w:val="28"/>
-          <w:szCs w:val="28"/>
-          <w:lang w:val="en-PK"/>
-        </w:rPr>
-        <w:t>subwords</w:t>
+          <w:b/>
+          <w:bCs/>
+          <w:lang w:val="en-PK"/>
+        </w:rPr>
+        <w:t>stopword</w:t>
       </w:r>
       <w:proofErr w:type="spellEnd"/>
       <w:r>
         <w:rPr>
-          <w:sz w:val="28"/>
-          <w:szCs w:val="28"/>
-          <w:lang w:val="en-PK"/>
-        </w:rPr>
-        <w:t xml:space="preserve">, or characters. This report provides an overview of various tokenization methods covered in the provided notebook, including word tokenization, whitespace tokenization, rule-based tokenization, </w:t>
+          <w:b/>
+          <w:bCs/>
+          <w:lang w:val="en-PK"/>
+        </w:rPr>
+        <w:t xml:space="preserve"> removal, and lemmatization</w:t>
+      </w:r>
+      <w:r>
+        <w:rPr>
+          <w:lang w:val="en-PK"/>
+        </w:rPr>
+        <w:t xml:space="preserve"> using </w:t>
+      </w:r>
+      <w:r>
+        <w:rPr>
+          <w:b/>
+          <w:bCs/>
+          <w:lang w:val="en-PK"/>
+        </w:rPr>
+        <w:t>NLTK</w:t>
+      </w:r>
+      <w:r>
+        <w:rPr>
+          <w:lang w:val="en-PK"/>
+        </w:rPr>
+        <w:t>.</w:t>
+      </w:r>
+    </w:p>
+    <w:p>
+      <w:pPr>
+        <w:numPr>
+          <w:ilvl w:val="0"/>
+          <w:numId w:val="1"/>
+        </w:numPr>
+        <w:rPr>
+          <w:lang w:val="en-PK"/>
+        </w:rPr>
+      </w:pPr>
+      <w:r>
+        <w:rPr>
+          <w:lang w:val="en-PK"/>
+        </w:rPr>
+        <w:t>Regular expressions (</w:t>
       </w:r>
       <w:proofErr w:type="spellStart"/>
       <w:r>
         <w:rPr>
-          <w:sz w:val="28"/>
-          <w:szCs w:val="28"/>
-          <w:lang w:val="en-PK"/>
-        </w:rPr>
-        <w:t>subword</w:t>
+          <w:lang w:val="en-PK"/>
+        </w:rPr>
+        <w:t>re.sub</w:t>
       </w:r>
       <w:proofErr w:type="spellEnd"/>
       <w:r>
         <w:rPr>
-          <w:sz w:val="28"/>
-          <w:szCs w:val="28"/>
-          <w:lang w:val="en-PK"/>
-        </w:rPr>
-        <w:t xml:space="preserve"> tokenization, and </w:t>
-      </w:r>
-      <w:proofErr w:type="spellStart"/>
-      <w:r>
-        <w:rPr>
-          <w:sz w:val="28"/>
-          <w:szCs w:val="28"/>
-          <w:lang w:val="en-PK"/>
-        </w:rPr>
-        <w:t>WordPiece</w:t>
-      </w:r>
-      <w:proofErr w:type="spellEnd"/>
-      <w:r>
-        <w:rPr>
-          <w:sz w:val="28"/>
-          <w:szCs w:val="28"/>
-          <w:lang w:val="en-PK"/>
-        </w:rPr>
-        <w:t xml:space="preserve"> tokenization.</w:t>
-      </w:r>
-    </w:p>
-    <w:p>
-      <w:pPr>
-        <w:rPr>
-          <w:b/>
-          <w:bCs/>
-          <w:sz w:val="28"/>
-          <w:szCs w:val="28"/>
-          <w:lang w:val="en-PK"/>
-        </w:rPr>
-      </w:pPr>
-      <w:r>
-        <w:rPr>
-          <w:b/>
-          <w:bCs/>
-          <w:sz w:val="28"/>
-          <w:szCs w:val="28"/>
-          <w:lang w:val="en-PK"/>
-        </w:rPr>
-        <w:t>2. Word Tokenization</w:t>
-      </w:r>
-    </w:p>
-    <w:p>
-      <w:pPr>
-        <w:rPr>
-          <w:sz w:val="28"/>
-          <w:szCs w:val="28"/>
-          <w:lang w:val="en-PK"/>
-        </w:rPr>
-      </w:pPr>
-      <w:r>
-        <w:rPr>
-          <w:sz w:val="28"/>
-          <w:szCs w:val="28"/>
-          <w:lang w:val="en-PK"/>
-        </w:rPr>
-        <w:t xml:space="preserve">Word tokenization involves splitting text into individual words. It is one of the simplest tokenization methods and is often performed using libraries like NLTK or </w:t>
-      </w:r>
-      <w:proofErr w:type="spellStart"/>
-      <w:r>
-        <w:rPr>
-          <w:sz w:val="28"/>
-          <w:szCs w:val="28"/>
-          <w:lang w:val="en-PK"/>
-        </w:rPr>
-        <w:t>spaCy</w:t>
-      </w:r>
-      <w:proofErr w:type="spellEnd"/>
-      <w:r>
-        <w:rPr>
-          <w:sz w:val="28"/>
-          <w:szCs w:val="28"/>
-          <w:lang w:val="en-PK"/>
-        </w:rPr>
-        <w:t>. However, it can face challenges in handling punctuation and compound words.</w:t>
-      </w:r>
-    </w:p>
-    <w:p>
-      <w:pPr>
-        <w:rPr>
-          <w:b/>
-          <w:bCs/>
-          <w:sz w:val="28"/>
-          <w:szCs w:val="28"/>
-          <w:lang w:val="en-PK"/>
-        </w:rPr>
-      </w:pPr>
-      <w:r>
-        <w:rPr>
-          <w:b/>
-          <w:bCs/>
-          <w:sz w:val="28"/>
-          <w:szCs w:val="28"/>
-          <w:lang w:val="en-PK"/>
-        </w:rPr>
-        <w:t>3. Whitespace Tokenization</w:t>
-      </w:r>
-    </w:p>
-    <w:p>
-      <w:pPr>
-        <w:rPr>
-          <w:sz w:val="28"/>
-          <w:szCs w:val="28"/>
-          <w:lang w:val="en-PK"/>
-        </w:rPr>
-      </w:pPr>
-      <w:r>
-        <w:rPr>
-          <w:sz w:val="28"/>
-          <w:szCs w:val="28"/>
-          <w:lang w:val="en-PK"/>
-        </w:rPr>
-        <w:t>Whitespace tokenization is a straightforward approach where text is split based on spaces. While it is computationally efficient, it does not handle punctuation properly and may incorrectly separate words that include spaces, such as names or phrases.</w:t>
-      </w:r>
-    </w:p>
-    <w:p>
-      <w:pPr>
-        <w:rPr>
-          <w:b/>
-          <w:bCs/>
-          <w:sz w:val="28"/>
-          <w:szCs w:val="28"/>
-          <w:lang w:val="en-PK"/>
-        </w:rPr>
-      </w:pPr>
-      <w:r>
-        <w:rPr>
-          <w:b/>
-          <w:bCs/>
-          <w:sz w:val="28"/>
-          <w:szCs w:val="28"/>
-          <w:lang w:val="en-PK"/>
-        </w:rPr>
-        <w:t>4. Rule-Based Tokenization</w:t>
-      </w:r>
-    </w:p>
-    <w:p>
-      <w:pPr>
-        <w:rPr>
-          <w:sz w:val="28"/>
-          <w:szCs w:val="28"/>
-          <w:lang w:val="en-PK"/>
-        </w:rPr>
-      </w:pPr>
-      <w:r>
-        <w:rPr>
-          <w:sz w:val="28"/>
-          <w:szCs w:val="28"/>
-          <w:lang w:val="en-PK"/>
-        </w:rPr>
-        <w:t>Rule-based tokenization involves using regular expressions to define patterns for splitting text. This method allows for more control over how words and punctuation are separated. However, creating effective rules requires domain knowledge and careful design to handle different text structures.</w:t>
-      </w:r>
-    </w:p>
-    <w:p>
-      <w:pPr>
-        <w:rPr>
-          <w:b/>
-          <w:bCs/>
-          <w:sz w:val="28"/>
-          <w:szCs w:val="28"/>
-          <w:lang w:val="en-PK"/>
-        </w:rPr>
-      </w:pPr>
-      <w:r>
-        <w:rPr>
-          <w:b/>
-          <w:bCs/>
-          <w:sz w:val="28"/>
-          <w:szCs w:val="28"/>
-          <w:lang w:val="en-PK"/>
-        </w:rPr>
-        <w:t xml:space="preserve">5. </w:t>
-      </w:r>
-      <w:proofErr w:type="spellStart"/>
-      <w:r>
-        <w:rPr>
-          <w:b/>
-          <w:bCs/>
-          <w:sz w:val="28"/>
-          <w:szCs w:val="28"/>
-          <w:lang w:val="en-PK"/>
-        </w:rPr>
-        <w:t>Subword</w:t>
-      </w:r>
-      <w:proofErr w:type="spellEnd"/>
-      <w:r>
-        <w:rPr>
-          <w:b/>
-          <w:bCs/>
-          <w:sz w:val="28"/>
-          <w:szCs w:val="28"/>
-          <w:lang w:val="en-PK"/>
-        </w:rPr>
-        <w:t xml:space="preserve"> Tokenization</w:t>
-      </w:r>
-    </w:p>
-    <w:p>
-      <w:pPr>
-        <w:rPr>
-          <w:sz w:val="28"/>
-          <w:szCs w:val="28"/>
-          <w:lang w:val="en-PK"/>
-        </w:rPr>
-      </w:pPr>
-      <w:proofErr w:type="spellStart"/>
-      <w:r>
-        <w:rPr>
-          <w:sz w:val="28"/>
-          <w:szCs w:val="28"/>
-          <w:lang w:val="en-PK"/>
-        </w:rPr>
-        <w:t>Subword</w:t>
-      </w:r>
-      <w:proofErr w:type="spellEnd"/>
-      <w:r>
-        <w:rPr>
-          <w:sz w:val="28"/>
-          <w:szCs w:val="28"/>
-          <w:lang w:val="en-PK"/>
-        </w:rPr>
-        <w:t xml:space="preserve"> tokenization is useful for handling out-of-vocabulary words by breaking them into smaller, more frequent units. This method improves NLP models by reducing the vocabulary size while maintaining semantic information. It is widely used in transformer-based architectures.</w:t>
-      </w:r>
-    </w:p>
-    <w:p>
-      <w:pPr>
-        <w:rPr>
-          <w:b/>
-          <w:bCs/>
-          <w:sz w:val="28"/>
-          <w:szCs w:val="28"/>
-          <w:lang w:val="en-PK"/>
-        </w:rPr>
-      </w:pPr>
-      <w:r>
-        <w:rPr>
-          <w:b/>
-          <w:bCs/>
-          <w:sz w:val="28"/>
-          <w:szCs w:val="28"/>
-          <w:lang w:val="en-PK"/>
-        </w:rPr>
-        <w:t xml:space="preserve">6. </w:t>
-      </w:r>
-      <w:proofErr w:type="spellStart"/>
-      <w:r>
-        <w:rPr>
-          <w:b/>
-          <w:bCs/>
-          <w:sz w:val="28"/>
-          <w:szCs w:val="28"/>
-          <w:lang w:val="en-PK"/>
-        </w:rPr>
-        <w:t>WordPiece</w:t>
-      </w:r>
-      <w:proofErr w:type="spellEnd"/>
-      <w:r>
-        <w:rPr>
-          <w:b/>
-          <w:bCs/>
-          <w:sz w:val="28"/>
-          <w:szCs w:val="28"/>
-          <w:lang w:val="en-PK"/>
-        </w:rPr>
-        <w:t xml:space="preserve"> Tokenization</w:t>
-      </w:r>
-    </w:p>
-    <w:p>
-      <w:pPr>
-        <w:rPr>
-          <w:sz w:val="28"/>
-          <w:szCs w:val="28"/>
-          <w:lang w:val="en-PK"/>
-        </w:rPr>
-      </w:pPr>
-      <w:proofErr w:type="spellStart"/>
-      <w:r>
-        <w:rPr>
-          <w:sz w:val="28"/>
-          <w:szCs w:val="28"/>
-          <w:lang w:val="en-PK"/>
-        </w:rPr>
-        <w:t>WordPiece</w:t>
-      </w:r>
-      <w:proofErr w:type="spellEnd"/>
-      <w:r>
-        <w:rPr>
-          <w:sz w:val="28"/>
-          <w:szCs w:val="28"/>
-          <w:lang w:val="en-PK"/>
-        </w:rPr>
-        <w:t xml:space="preserve"> tokenization is a data-driven </w:t>
-      </w:r>
-      <w:proofErr w:type="spellStart"/>
-      <w:r>
-        <w:rPr>
-          <w:sz w:val="28"/>
-          <w:szCs w:val="28"/>
-          <w:lang w:val="en-PK"/>
-        </w:rPr>
-        <w:t>subword</w:t>
-      </w:r>
-      <w:proofErr w:type="spellEnd"/>
-      <w:r>
-        <w:rPr>
-          <w:sz w:val="28"/>
-          <w:szCs w:val="28"/>
-          <w:lang w:val="en-PK"/>
-        </w:rPr>
-        <w:t xml:space="preserve"> tokenization technique that builds a vocabulary based on the most frequent </w:t>
-      </w:r>
-      <w:proofErr w:type="spellStart"/>
-      <w:r>
-        <w:rPr>
-          <w:sz w:val="28"/>
-          <w:szCs w:val="28"/>
-          <w:lang w:val="en-PK"/>
-        </w:rPr>
-        <w:t>subwords</w:t>
-      </w:r>
-      <w:proofErr w:type="spellEnd"/>
-      <w:r>
-        <w:rPr>
-          <w:sz w:val="28"/>
-          <w:szCs w:val="28"/>
-          <w:lang w:val="en-PK"/>
-        </w:rPr>
-        <w:t xml:space="preserve">. It is extensively used in models like BERT. Instead of treating unknown words </w:t>
-      </w:r>
-      <w:r>
-        <w:rPr>
-          <w:sz w:val="28"/>
-          <w:szCs w:val="28"/>
-          <w:lang w:val="en-PK"/>
-        </w:rPr>
-        <w:lastRenderedPageBreak/>
-        <w:t xml:space="preserve">as separate tokens, </w:t>
-      </w:r>
-      <w:proofErr w:type="spellStart"/>
-      <w:r>
-        <w:rPr>
-          <w:sz w:val="28"/>
-          <w:szCs w:val="28"/>
-          <w:lang w:val="en-PK"/>
-        </w:rPr>
-        <w:t>WordPiece</w:t>
-      </w:r>
-      <w:proofErr w:type="spellEnd"/>
-      <w:r>
-        <w:rPr>
-          <w:sz w:val="28"/>
-          <w:szCs w:val="28"/>
-          <w:lang w:val="en-PK"/>
-        </w:rPr>
-        <w:t xml:space="preserve"> splits them into meaningful </w:t>
-      </w:r>
-      <w:proofErr w:type="spellStart"/>
-      <w:r>
-        <w:rPr>
-          <w:sz w:val="28"/>
-          <w:szCs w:val="28"/>
-          <w:lang w:val="en-PK"/>
-        </w:rPr>
-        <w:t>subwords</w:t>
-      </w:r>
-      <w:proofErr w:type="spellEnd"/>
-      <w:r>
-        <w:rPr>
-          <w:sz w:val="28"/>
-          <w:szCs w:val="28"/>
-          <w:lang w:val="en-PK"/>
-        </w:rPr>
-        <w:t>, allowing the model to generalize better.</w:t>
-      </w:r>
-    </w:p>
-    <w:p>
-      <w:pPr>
-        <w:rPr>
-          <w:b/>
-          <w:bCs/>
-          <w:sz w:val="28"/>
-          <w:szCs w:val="28"/>
-          <w:lang w:val="en-PK"/>
-        </w:rPr>
-      </w:pPr>
-      <w:r>
-        <w:rPr>
-          <w:b/>
-          <w:bCs/>
-          <w:sz w:val="28"/>
-          <w:szCs w:val="28"/>
-          <w:lang w:val="en-PK"/>
-        </w:rPr>
-        <w:t>7. Conclusion</w:t>
-      </w:r>
-    </w:p>
-    <w:p>
-      <w:pPr>
-        <w:rPr>
-          <w:sz w:val="28"/>
-          <w:szCs w:val="28"/>
-          <w:lang w:val="en-PK"/>
-        </w:rPr>
-      </w:pPr>
-      <w:r>
-        <w:rPr>
-          <w:sz w:val="28"/>
-          <w:szCs w:val="28"/>
-          <w:lang w:val="en-PK"/>
-        </w:rPr>
-        <w:t xml:space="preserve">Tokenization is a crucial step in NLP that significantly impacts model performance. Choosing the right tokenization method depends on the application and data characteristics. While simple methods like whitespace tokenization work well for basic tasks, advanced techniques like </w:t>
-      </w:r>
-      <w:proofErr w:type="spellStart"/>
-      <w:r>
-        <w:rPr>
-          <w:sz w:val="28"/>
-          <w:szCs w:val="28"/>
-          <w:lang w:val="en-PK"/>
-        </w:rPr>
-        <w:t>WordPiece</w:t>
-      </w:r>
-      <w:proofErr w:type="spellEnd"/>
-      <w:r>
-        <w:rPr>
-          <w:sz w:val="28"/>
-          <w:szCs w:val="28"/>
-          <w:lang w:val="en-PK"/>
-        </w:rPr>
-        <w:t xml:space="preserve"> tokenization enhance the efficiency of modern NLP models. The notebook provides practical insights into these methods, highlighting their strengths and limitations in text processing.</w:t>
-      </w:r>
-    </w:p>
-    <w:p>
-      <w:pPr>
-        <w:rPr>
-          <w:b/>
-          <w:bCs/>
-          <w:i/>
-          <w:iCs/>
-          <w:sz w:val="56"/>
-          <w:szCs w:val="56"/>
-          <w:lang w:val="en-US"/>
-        </w:rPr>
-      </w:pPr>
-      <w:r>
-        <w:rPr>
-          <w:b/>
-          <w:bCs/>
-          <w:i/>
-          <w:iCs/>
-          <w:sz w:val="56"/>
-          <w:szCs w:val="56"/>
-          <w:lang w:val="en-US"/>
-        </w:rPr>
-        <w:br w:type="page"/>
-      </w:r>
-    </w:p>
-    <w:p>
-      <w:pPr>
-        <w:rPr>
-          <w:b/>
-          <w:bCs/>
-          <w:i/>
-          <w:iCs/>
-          <w:sz w:val="56"/>
-          <w:szCs w:val="56"/>
-          <w:lang w:val="en-US"/>
-        </w:rPr>
-      </w:pPr>
+          <w:lang w:val="en-PK"/>
+        </w:rPr>
+        <w:t>) are used to clean text by removing non-alphanumeric characters.</w:t>
+      </w:r>
+    </w:p>
+    <w:p>
+      <w:pPr>
+        <w:rPr>
+          <w:b/>
+          <w:bCs/>
+          <w:lang w:val="en-PK"/>
+        </w:rPr>
+      </w:pPr>
+      <w:r>
+        <w:rPr>
+          <w:b/>
+          <w:bCs/>
+          <w:lang w:val="en-PK"/>
+        </w:rPr>
+        <w:t>2.2 Exploratory Data Analysis (EDA)</w:t>
+      </w:r>
+    </w:p>
+    <w:p>
+      <w:pPr>
+        <w:numPr>
+          <w:ilvl w:val="0"/>
+          <w:numId w:val="2"/>
+        </w:numPr>
+        <w:rPr>
+          <w:lang w:val="en-PK"/>
+        </w:rPr>
+      </w:pPr>
+      <w:r>
+        <w:rPr>
+          <w:lang w:val="en-PK"/>
+        </w:rPr>
+        <w:t xml:space="preserve">Although not explicitly detailed, EDA likely includes </w:t>
+      </w:r>
+      <w:r>
+        <w:rPr>
+          <w:b/>
+          <w:bCs/>
+          <w:lang w:val="en-PK"/>
+        </w:rPr>
+        <w:t>basic statistical analysis</w:t>
+      </w:r>
+      <w:r>
+        <w:rPr>
+          <w:lang w:val="en-PK"/>
+        </w:rPr>
+        <w:t xml:space="preserve"> and </w:t>
+      </w:r>
+      <w:r>
+        <w:rPr>
+          <w:b/>
+          <w:bCs/>
+          <w:lang w:val="en-PK"/>
+        </w:rPr>
+        <w:t>visualizations</w:t>
+      </w:r>
+      <w:r>
+        <w:rPr>
+          <w:lang w:val="en-PK"/>
+        </w:rPr>
+        <w:t xml:space="preserve"> to understand the dataset.</w:t>
+      </w:r>
+    </w:p>
+    <w:p>
+      <w:pPr>
+        <w:rPr>
+          <w:b/>
+          <w:bCs/>
+          <w:lang w:val="en-PK"/>
+        </w:rPr>
+      </w:pPr>
+      <w:r>
+        <w:rPr>
+          <w:b/>
+          <w:bCs/>
+          <w:lang w:val="en-PK"/>
+        </w:rPr>
+        <w:t>2.3 Splitting Data</w:t>
+      </w:r>
+    </w:p>
+    <w:p>
+      <w:pPr>
+        <w:numPr>
+          <w:ilvl w:val="0"/>
+          <w:numId w:val="3"/>
+        </w:numPr>
+        <w:rPr>
+          <w:lang w:val="en-PK"/>
+        </w:rPr>
+      </w:pPr>
+      <w:r>
+        <w:rPr>
+          <w:lang w:val="en-PK"/>
+        </w:rPr>
+        <w:t xml:space="preserve">The dataset is split into </w:t>
+      </w:r>
+      <w:r>
+        <w:rPr>
+          <w:b/>
+          <w:bCs/>
+          <w:lang w:val="en-PK"/>
+        </w:rPr>
+        <w:t>training and testing sets</w:t>
+      </w:r>
+      <w:r>
+        <w:rPr>
+          <w:lang w:val="en-PK"/>
+        </w:rPr>
+        <w:t xml:space="preserve"> to evaluate model performance.</w:t>
+      </w:r>
+    </w:p>
+    <w:p>
+      <w:pPr>
+        <w:rPr>
+          <w:b/>
+          <w:bCs/>
+          <w:lang w:val="en-PK"/>
+        </w:rPr>
+      </w:pPr>
+      <w:r>
+        <w:rPr>
+          <w:b/>
+          <w:bCs/>
+          <w:lang w:val="en-PK"/>
+        </w:rPr>
+        <w:t>2.4 Model Training (Logistic Regression)</w:t>
+      </w:r>
+    </w:p>
+    <w:p>
+      <w:pPr>
+        <w:numPr>
+          <w:ilvl w:val="0"/>
+          <w:numId w:val="4"/>
+        </w:numPr>
+        <w:rPr>
+          <w:lang w:val="en-PK"/>
+        </w:rPr>
+      </w:pPr>
+      <w:r>
+        <w:rPr>
+          <w:lang w:val="en-PK"/>
+        </w:rPr>
+        <w:t>Logistic Regression is used for classification.</w:t>
+      </w:r>
+    </w:p>
+    <w:p>
+      <w:pPr>
+        <w:numPr>
+          <w:ilvl w:val="0"/>
+          <w:numId w:val="4"/>
+        </w:numPr>
+        <w:rPr>
+          <w:lang w:val="en-PK"/>
+        </w:rPr>
+      </w:pPr>
+      <w:r>
+        <w:rPr>
+          <w:lang w:val="en-PK"/>
+        </w:rPr>
+        <w:t>Features and labels are processed before model training.</w:t>
+      </w:r>
+    </w:p>
+    <w:p>
+      <w:pPr>
+        <w:rPr>
+          <w:b/>
+          <w:bCs/>
+          <w:lang w:val="en-PK"/>
+        </w:rPr>
+      </w:pPr>
+      <w:r>
+        <w:rPr>
+          <w:b/>
+          <w:bCs/>
+          <w:lang w:val="en-PK"/>
+        </w:rPr>
+        <w:t>2.5 Making Predictions</w:t>
+      </w:r>
+    </w:p>
+    <w:p>
+      <w:pPr>
+        <w:numPr>
+          <w:ilvl w:val="0"/>
+          <w:numId w:val="5"/>
+        </w:numPr>
+        <w:rPr>
+          <w:lang w:val="en-PK"/>
+        </w:rPr>
+      </w:pPr>
+      <w:r>
+        <w:rPr>
+          <w:lang w:val="en-PK"/>
+        </w:rPr>
+        <w:t>The trained model is tested on unseen data.</w:t>
+      </w:r>
+    </w:p>
+    <w:p>
+      <w:pPr>
+        <w:numPr>
+          <w:ilvl w:val="0"/>
+          <w:numId w:val="5"/>
+        </w:numPr>
+        <w:rPr>
+          <w:lang w:val="en-PK"/>
+        </w:rPr>
+      </w:pPr>
+      <w:r>
+        <w:rPr>
+          <w:lang w:val="en-PK"/>
+        </w:rPr>
+        <w:t>Performance metrics (such as accuracy or confusion matrix) might be evaluated.</w:t>
+      </w:r>
     </w:p>
     <w:p/>
     <w:sectPr>
@@ -1039,6 +966,771 @@
     </w:sectPr>
   </w:body>
 </w:document>
+</file>
+
+<file path=word/numbering.xml><?xml version="1.0" encoding="utf-8"?>
+<w:numbering xmlns:wpc="http://schemas.microsoft.com/office/word/2010/wordprocessingCanvas" xmlns:cx="http://schemas.microsoft.com/office/drawing/2014/chartex" xmlns:cx1="http://schemas.microsoft.com/office/drawing/2015/9/8/chartex" xmlns:cx2="http://schemas.microsoft.com/office/drawing/2015/10/21/chartex" xmlns:cx3="http://schemas.microsoft.com/office/drawing/2016/5/9/chartex" xmlns:cx4="http://schemas.microsoft.com/office/drawing/2016/5/10/chartex" xmlns:cx5="http://schemas.microsoft.com/office/drawing/2016/5/11/chartex" xmlns:cx6="http://schemas.microsoft.com/office/drawing/2016/5/12/chartex" xmlns:cx7="http://schemas.microsoft.com/office/drawing/2016/5/13/chartex" xmlns:cx8="http://schemas.microsoft.com/office/drawing/2016/5/14/chartex" xmlns:mc="http://schemas.openxmlformats.org/markup-compatibility/2006" xmlns:aink="http://schemas.microsoft.com/office/drawing/2016/ink" xmlns:am3d="http://schemas.microsoft.com/office/drawing/2017/model3d" xmlns:o="urn:schemas-microsoft-com:office:office" xmlns:oel="http://schemas.microsoft.com/office/2019/extlst" xmlns:r="http://schemas.openxmlformats.org/officeDocument/2006/relationships" xmlns:m="http://schemas.openxmlformats.org/officeDocument/2006/math" xmlns:v="urn:schemas-microsoft-com:vml" xmlns:wp14="http://schemas.microsoft.com/office/word/2010/wordprocessingDrawing" xmlns:wp="http://schemas.openxmlformats.org/drawingml/2006/wordprocessingDrawing" xmlns:w10="urn:schemas-microsoft-com:office:word" xmlns:w="http://schemas.openxmlformats.org/wordprocessingml/2006/main" xmlns:w14="http://schemas.microsoft.com/office/word/2010/wordml" xmlns:w15="http://schemas.microsoft.com/office/word/2012/wordml" xmlns:w16cex="http://schemas.microsoft.com/office/word/2018/wordml/cex" xmlns:w16cid="http://schemas.microsoft.com/office/word/2016/wordml/cid" xmlns:w16="http://schemas.microsoft.com/office/word/2018/wordml" xmlns:w16du="http://schemas.microsoft.com/office/word/2023/wordml/word16du" xmlns:w16sdtdh="http://schemas.microsoft.com/office/word/2020/wordml/sdtdatahash" xmlns:w16sdtfl="http://schemas.microsoft.com/office/word/2024/wordml/sdtformatlock" xmlns:w16se="http://schemas.microsoft.com/office/word/2015/wordml/symex" xmlns:wpg="http://schemas.microsoft.com/office/word/2010/wordprocessingGroup" xmlns:wpi="http://schemas.microsoft.com/office/word/2010/wordprocessingInk" xmlns:wne="http://schemas.microsoft.com/office/word/2006/wordml" xmlns:wps="http://schemas.microsoft.com/office/word/2010/wordprocessingShape" mc:Ignorable="w14 w15 w16se w16cid w16 w16cex w16sdtdh w16sdtfl w16du wp14">
+  <w:abstractNum w:abstractNumId="0" w15:restartNumberingAfterBreak="0">
+    <w:nsid w:val="0C543598"/>
+    <w:multiLevelType w:val="multilevel"/>
+    <w:tmpl w:val="895644D8"/>
+    <w:lvl w:ilvl="0">
+      <w:start w:val="1"/>
+      <w:numFmt w:val="bullet"/>
+      <w:lvlText w:val=""/>
+      <w:lvlJc w:val="left"/>
+      <w:pPr>
+        <w:tabs>
+          <w:tab w:val="num" w:pos="720"/>
+        </w:tabs>
+        <w:ind w:left="720" w:hanging="360"/>
+      </w:pPr>
+      <w:rPr>
+        <w:rFonts w:ascii="Symbol" w:hAnsi="Symbol" w:hint="default"/>
+        <w:sz w:val="20"/>
+      </w:rPr>
+    </w:lvl>
+    <w:lvl w:ilvl="1" w:tentative="1">
+      <w:start w:val="1"/>
+      <w:numFmt w:val="bullet"/>
+      <w:lvlText w:val="o"/>
+      <w:lvlJc w:val="left"/>
+      <w:pPr>
+        <w:tabs>
+          <w:tab w:val="num" w:pos="1440"/>
+        </w:tabs>
+        <w:ind w:left="1440" w:hanging="360"/>
+      </w:pPr>
+      <w:rPr>
+        <w:rFonts w:ascii="Courier New" w:hAnsi="Courier New" w:hint="default"/>
+        <w:sz w:val="20"/>
+      </w:rPr>
+    </w:lvl>
+    <w:lvl w:ilvl="2" w:tentative="1">
+      <w:start w:val="1"/>
+      <w:numFmt w:val="bullet"/>
+      <w:lvlText w:val=""/>
+      <w:lvlJc w:val="left"/>
+      <w:pPr>
+        <w:tabs>
+          <w:tab w:val="num" w:pos="2160"/>
+        </w:tabs>
+        <w:ind w:left="2160" w:hanging="360"/>
+      </w:pPr>
+      <w:rPr>
+        <w:rFonts w:ascii="Wingdings" w:hAnsi="Wingdings" w:hint="default"/>
+        <w:sz w:val="20"/>
+      </w:rPr>
+    </w:lvl>
+    <w:lvl w:ilvl="3" w:tentative="1">
+      <w:start w:val="1"/>
+      <w:numFmt w:val="bullet"/>
+      <w:lvlText w:val=""/>
+      <w:lvlJc w:val="left"/>
+      <w:pPr>
+        <w:tabs>
+          <w:tab w:val="num" w:pos="2880"/>
+        </w:tabs>
+        <w:ind w:left="2880" w:hanging="360"/>
+      </w:pPr>
+      <w:rPr>
+        <w:rFonts w:ascii="Wingdings" w:hAnsi="Wingdings" w:hint="default"/>
+        <w:sz w:val="20"/>
+      </w:rPr>
+    </w:lvl>
+    <w:lvl w:ilvl="4" w:tentative="1">
+      <w:start w:val="1"/>
+      <w:numFmt w:val="bullet"/>
+      <w:lvlText w:val=""/>
+      <w:lvlJc w:val="left"/>
+      <w:pPr>
+        <w:tabs>
+          <w:tab w:val="num" w:pos="3600"/>
+        </w:tabs>
+        <w:ind w:left="3600" w:hanging="360"/>
+      </w:pPr>
+      <w:rPr>
+        <w:rFonts w:ascii="Wingdings" w:hAnsi="Wingdings" w:hint="default"/>
+        <w:sz w:val="20"/>
+      </w:rPr>
+    </w:lvl>
+    <w:lvl w:ilvl="5" w:tentative="1">
+      <w:start w:val="1"/>
+      <w:numFmt w:val="bullet"/>
+      <w:lvlText w:val=""/>
+      <w:lvlJc w:val="left"/>
+      <w:pPr>
+        <w:tabs>
+          <w:tab w:val="num" w:pos="4320"/>
+        </w:tabs>
+        <w:ind w:left="4320" w:hanging="360"/>
+      </w:pPr>
+      <w:rPr>
+        <w:rFonts w:ascii="Wingdings" w:hAnsi="Wingdings" w:hint="default"/>
+        <w:sz w:val="20"/>
+      </w:rPr>
+    </w:lvl>
+    <w:lvl w:ilvl="6" w:tentative="1">
+      <w:start w:val="1"/>
+      <w:numFmt w:val="bullet"/>
+      <w:lvlText w:val=""/>
+      <w:lvlJc w:val="left"/>
+      <w:pPr>
+        <w:tabs>
+          <w:tab w:val="num" w:pos="5040"/>
+        </w:tabs>
+        <w:ind w:left="5040" w:hanging="360"/>
+      </w:pPr>
+      <w:rPr>
+        <w:rFonts w:ascii="Wingdings" w:hAnsi="Wingdings" w:hint="default"/>
+        <w:sz w:val="20"/>
+      </w:rPr>
+    </w:lvl>
+    <w:lvl w:ilvl="7" w:tentative="1">
+      <w:start w:val="1"/>
+      <w:numFmt w:val="bullet"/>
+      <w:lvlText w:val=""/>
+      <w:lvlJc w:val="left"/>
+      <w:pPr>
+        <w:tabs>
+          <w:tab w:val="num" w:pos="5760"/>
+        </w:tabs>
+        <w:ind w:left="5760" w:hanging="360"/>
+      </w:pPr>
+      <w:rPr>
+        <w:rFonts w:ascii="Wingdings" w:hAnsi="Wingdings" w:hint="default"/>
+        <w:sz w:val="20"/>
+      </w:rPr>
+    </w:lvl>
+    <w:lvl w:ilvl="8" w:tentative="1">
+      <w:start w:val="1"/>
+      <w:numFmt w:val="bullet"/>
+      <w:lvlText w:val=""/>
+      <w:lvlJc w:val="left"/>
+      <w:pPr>
+        <w:tabs>
+          <w:tab w:val="num" w:pos="6480"/>
+        </w:tabs>
+        <w:ind w:left="6480" w:hanging="360"/>
+      </w:pPr>
+      <w:rPr>
+        <w:rFonts w:ascii="Wingdings" w:hAnsi="Wingdings" w:hint="default"/>
+        <w:sz w:val="20"/>
+      </w:rPr>
+    </w:lvl>
+  </w:abstractNum>
+  <w:abstractNum w:abstractNumId="1" w15:restartNumberingAfterBreak="0">
+    <w:nsid w:val="137A648B"/>
+    <w:multiLevelType w:val="multilevel"/>
+    <w:tmpl w:val="EEA49ECA"/>
+    <w:lvl w:ilvl="0">
+      <w:start w:val="1"/>
+      <w:numFmt w:val="bullet"/>
+      <w:lvlText w:val=""/>
+      <w:lvlJc w:val="left"/>
+      <w:pPr>
+        <w:tabs>
+          <w:tab w:val="num" w:pos="720"/>
+        </w:tabs>
+        <w:ind w:left="720" w:hanging="360"/>
+      </w:pPr>
+      <w:rPr>
+        <w:rFonts w:ascii="Symbol" w:hAnsi="Symbol" w:hint="default"/>
+        <w:sz w:val="20"/>
+      </w:rPr>
+    </w:lvl>
+    <w:lvl w:ilvl="1" w:tentative="1">
+      <w:start w:val="1"/>
+      <w:numFmt w:val="bullet"/>
+      <w:lvlText w:val="o"/>
+      <w:lvlJc w:val="left"/>
+      <w:pPr>
+        <w:tabs>
+          <w:tab w:val="num" w:pos="1440"/>
+        </w:tabs>
+        <w:ind w:left="1440" w:hanging="360"/>
+      </w:pPr>
+      <w:rPr>
+        <w:rFonts w:ascii="Courier New" w:hAnsi="Courier New" w:hint="default"/>
+        <w:sz w:val="20"/>
+      </w:rPr>
+    </w:lvl>
+    <w:lvl w:ilvl="2" w:tentative="1">
+      <w:start w:val="1"/>
+      <w:numFmt w:val="bullet"/>
+      <w:lvlText w:val=""/>
+      <w:lvlJc w:val="left"/>
+      <w:pPr>
+        <w:tabs>
+          <w:tab w:val="num" w:pos="2160"/>
+        </w:tabs>
+        <w:ind w:left="2160" w:hanging="360"/>
+      </w:pPr>
+      <w:rPr>
+        <w:rFonts w:ascii="Wingdings" w:hAnsi="Wingdings" w:hint="default"/>
+        <w:sz w:val="20"/>
+      </w:rPr>
+    </w:lvl>
+    <w:lvl w:ilvl="3" w:tentative="1">
+      <w:start w:val="1"/>
+      <w:numFmt w:val="bullet"/>
+      <w:lvlText w:val=""/>
+      <w:lvlJc w:val="left"/>
+      <w:pPr>
+        <w:tabs>
+          <w:tab w:val="num" w:pos="2880"/>
+        </w:tabs>
+        <w:ind w:left="2880" w:hanging="360"/>
+      </w:pPr>
+      <w:rPr>
+        <w:rFonts w:ascii="Wingdings" w:hAnsi="Wingdings" w:hint="default"/>
+        <w:sz w:val="20"/>
+      </w:rPr>
+    </w:lvl>
+    <w:lvl w:ilvl="4" w:tentative="1">
+      <w:start w:val="1"/>
+      <w:numFmt w:val="bullet"/>
+      <w:lvlText w:val=""/>
+      <w:lvlJc w:val="left"/>
+      <w:pPr>
+        <w:tabs>
+          <w:tab w:val="num" w:pos="3600"/>
+        </w:tabs>
+        <w:ind w:left="3600" w:hanging="360"/>
+      </w:pPr>
+      <w:rPr>
+        <w:rFonts w:ascii="Wingdings" w:hAnsi="Wingdings" w:hint="default"/>
+        <w:sz w:val="20"/>
+      </w:rPr>
+    </w:lvl>
+    <w:lvl w:ilvl="5" w:tentative="1">
+      <w:start w:val="1"/>
+      <w:numFmt w:val="bullet"/>
+      <w:lvlText w:val=""/>
+      <w:lvlJc w:val="left"/>
+      <w:pPr>
+        <w:tabs>
+          <w:tab w:val="num" w:pos="4320"/>
+        </w:tabs>
+        <w:ind w:left="4320" w:hanging="360"/>
+      </w:pPr>
+      <w:rPr>
+        <w:rFonts w:ascii="Wingdings" w:hAnsi="Wingdings" w:hint="default"/>
+        <w:sz w:val="20"/>
+      </w:rPr>
+    </w:lvl>
+    <w:lvl w:ilvl="6" w:tentative="1">
+      <w:start w:val="1"/>
+      <w:numFmt w:val="bullet"/>
+      <w:lvlText w:val=""/>
+      <w:lvlJc w:val="left"/>
+      <w:pPr>
+        <w:tabs>
+          <w:tab w:val="num" w:pos="5040"/>
+        </w:tabs>
+        <w:ind w:left="5040" w:hanging="360"/>
+      </w:pPr>
+      <w:rPr>
+        <w:rFonts w:ascii="Wingdings" w:hAnsi="Wingdings" w:hint="default"/>
+        <w:sz w:val="20"/>
+      </w:rPr>
+    </w:lvl>
+    <w:lvl w:ilvl="7" w:tentative="1">
+      <w:start w:val="1"/>
+      <w:numFmt w:val="bullet"/>
+      <w:lvlText w:val=""/>
+      <w:lvlJc w:val="left"/>
+      <w:pPr>
+        <w:tabs>
+          <w:tab w:val="num" w:pos="5760"/>
+        </w:tabs>
+        <w:ind w:left="5760" w:hanging="360"/>
+      </w:pPr>
+      <w:rPr>
+        <w:rFonts w:ascii="Wingdings" w:hAnsi="Wingdings" w:hint="default"/>
+        <w:sz w:val="20"/>
+      </w:rPr>
+    </w:lvl>
+    <w:lvl w:ilvl="8" w:tentative="1">
+      <w:start w:val="1"/>
+      <w:numFmt w:val="bullet"/>
+      <w:lvlText w:val=""/>
+      <w:lvlJc w:val="left"/>
+      <w:pPr>
+        <w:tabs>
+          <w:tab w:val="num" w:pos="6480"/>
+        </w:tabs>
+        <w:ind w:left="6480" w:hanging="360"/>
+      </w:pPr>
+      <w:rPr>
+        <w:rFonts w:ascii="Wingdings" w:hAnsi="Wingdings" w:hint="default"/>
+        <w:sz w:val="20"/>
+      </w:rPr>
+    </w:lvl>
+  </w:abstractNum>
+  <w:abstractNum w:abstractNumId="2" w15:restartNumberingAfterBreak="0">
+    <w:nsid w:val="2BE93667"/>
+    <w:multiLevelType w:val="multilevel"/>
+    <w:tmpl w:val="B0FC378C"/>
+    <w:lvl w:ilvl="0">
+      <w:start w:val="1"/>
+      <w:numFmt w:val="bullet"/>
+      <w:lvlText w:val=""/>
+      <w:lvlJc w:val="left"/>
+      <w:pPr>
+        <w:tabs>
+          <w:tab w:val="num" w:pos="720"/>
+        </w:tabs>
+        <w:ind w:left="720" w:hanging="360"/>
+      </w:pPr>
+      <w:rPr>
+        <w:rFonts w:ascii="Symbol" w:hAnsi="Symbol" w:hint="default"/>
+        <w:sz w:val="20"/>
+      </w:rPr>
+    </w:lvl>
+    <w:lvl w:ilvl="1" w:tentative="1">
+      <w:start w:val="1"/>
+      <w:numFmt w:val="bullet"/>
+      <w:lvlText w:val="o"/>
+      <w:lvlJc w:val="left"/>
+      <w:pPr>
+        <w:tabs>
+          <w:tab w:val="num" w:pos="1440"/>
+        </w:tabs>
+        <w:ind w:left="1440" w:hanging="360"/>
+      </w:pPr>
+      <w:rPr>
+        <w:rFonts w:ascii="Courier New" w:hAnsi="Courier New" w:hint="default"/>
+        <w:sz w:val="20"/>
+      </w:rPr>
+    </w:lvl>
+    <w:lvl w:ilvl="2" w:tentative="1">
+      <w:start w:val="1"/>
+      <w:numFmt w:val="bullet"/>
+      <w:lvlText w:val=""/>
+      <w:lvlJc w:val="left"/>
+      <w:pPr>
+        <w:tabs>
+          <w:tab w:val="num" w:pos="2160"/>
+        </w:tabs>
+        <w:ind w:left="2160" w:hanging="360"/>
+      </w:pPr>
+      <w:rPr>
+        <w:rFonts w:ascii="Wingdings" w:hAnsi="Wingdings" w:hint="default"/>
+        <w:sz w:val="20"/>
+      </w:rPr>
+    </w:lvl>
+    <w:lvl w:ilvl="3" w:tentative="1">
+      <w:start w:val="1"/>
+      <w:numFmt w:val="bullet"/>
+      <w:lvlText w:val=""/>
+      <w:lvlJc w:val="left"/>
+      <w:pPr>
+        <w:tabs>
+          <w:tab w:val="num" w:pos="2880"/>
+        </w:tabs>
+        <w:ind w:left="2880" w:hanging="360"/>
+      </w:pPr>
+      <w:rPr>
+        <w:rFonts w:ascii="Wingdings" w:hAnsi="Wingdings" w:hint="default"/>
+        <w:sz w:val="20"/>
+      </w:rPr>
+    </w:lvl>
+    <w:lvl w:ilvl="4" w:tentative="1">
+      <w:start w:val="1"/>
+      <w:numFmt w:val="bullet"/>
+      <w:lvlText w:val=""/>
+      <w:lvlJc w:val="left"/>
+      <w:pPr>
+        <w:tabs>
+          <w:tab w:val="num" w:pos="3600"/>
+        </w:tabs>
+        <w:ind w:left="3600" w:hanging="360"/>
+      </w:pPr>
+      <w:rPr>
+        <w:rFonts w:ascii="Wingdings" w:hAnsi="Wingdings" w:hint="default"/>
+        <w:sz w:val="20"/>
+      </w:rPr>
+    </w:lvl>
+    <w:lvl w:ilvl="5" w:tentative="1">
+      <w:start w:val="1"/>
+      <w:numFmt w:val="bullet"/>
+      <w:lvlText w:val=""/>
+      <w:lvlJc w:val="left"/>
+      <w:pPr>
+        <w:tabs>
+          <w:tab w:val="num" w:pos="4320"/>
+        </w:tabs>
+        <w:ind w:left="4320" w:hanging="360"/>
+      </w:pPr>
+      <w:rPr>
+        <w:rFonts w:ascii="Wingdings" w:hAnsi="Wingdings" w:hint="default"/>
+        <w:sz w:val="20"/>
+      </w:rPr>
+    </w:lvl>
+    <w:lvl w:ilvl="6" w:tentative="1">
+      <w:start w:val="1"/>
+      <w:numFmt w:val="bullet"/>
+      <w:lvlText w:val=""/>
+      <w:lvlJc w:val="left"/>
+      <w:pPr>
+        <w:tabs>
+          <w:tab w:val="num" w:pos="5040"/>
+        </w:tabs>
+        <w:ind w:left="5040" w:hanging="360"/>
+      </w:pPr>
+      <w:rPr>
+        <w:rFonts w:ascii="Wingdings" w:hAnsi="Wingdings" w:hint="default"/>
+        <w:sz w:val="20"/>
+      </w:rPr>
+    </w:lvl>
+    <w:lvl w:ilvl="7" w:tentative="1">
+      <w:start w:val="1"/>
+      <w:numFmt w:val="bullet"/>
+      <w:lvlText w:val=""/>
+      <w:lvlJc w:val="left"/>
+      <w:pPr>
+        <w:tabs>
+          <w:tab w:val="num" w:pos="5760"/>
+        </w:tabs>
+        <w:ind w:left="5760" w:hanging="360"/>
+      </w:pPr>
+      <w:rPr>
+        <w:rFonts w:ascii="Wingdings" w:hAnsi="Wingdings" w:hint="default"/>
+        <w:sz w:val="20"/>
+      </w:rPr>
+    </w:lvl>
+    <w:lvl w:ilvl="8" w:tentative="1">
+      <w:start w:val="1"/>
+      <w:numFmt w:val="bullet"/>
+      <w:lvlText w:val=""/>
+      <w:lvlJc w:val="left"/>
+      <w:pPr>
+        <w:tabs>
+          <w:tab w:val="num" w:pos="6480"/>
+        </w:tabs>
+        <w:ind w:left="6480" w:hanging="360"/>
+      </w:pPr>
+      <w:rPr>
+        <w:rFonts w:ascii="Wingdings" w:hAnsi="Wingdings" w:hint="default"/>
+        <w:sz w:val="20"/>
+      </w:rPr>
+    </w:lvl>
+  </w:abstractNum>
+  <w:abstractNum w:abstractNumId="3" w15:restartNumberingAfterBreak="0">
+    <w:nsid w:val="511851BE"/>
+    <w:multiLevelType w:val="multilevel"/>
+    <w:tmpl w:val="5E7C4FB0"/>
+    <w:lvl w:ilvl="0">
+      <w:start w:val="1"/>
+      <w:numFmt w:val="bullet"/>
+      <w:lvlText w:val=""/>
+      <w:lvlJc w:val="left"/>
+      <w:pPr>
+        <w:tabs>
+          <w:tab w:val="num" w:pos="720"/>
+        </w:tabs>
+        <w:ind w:left="720" w:hanging="360"/>
+      </w:pPr>
+      <w:rPr>
+        <w:rFonts w:ascii="Symbol" w:hAnsi="Symbol" w:hint="default"/>
+        <w:sz w:val="20"/>
+      </w:rPr>
+    </w:lvl>
+    <w:lvl w:ilvl="1" w:tentative="1">
+      <w:start w:val="1"/>
+      <w:numFmt w:val="bullet"/>
+      <w:lvlText w:val="o"/>
+      <w:lvlJc w:val="left"/>
+      <w:pPr>
+        <w:tabs>
+          <w:tab w:val="num" w:pos="1440"/>
+        </w:tabs>
+        <w:ind w:left="1440" w:hanging="360"/>
+      </w:pPr>
+      <w:rPr>
+        <w:rFonts w:ascii="Courier New" w:hAnsi="Courier New" w:hint="default"/>
+        <w:sz w:val="20"/>
+      </w:rPr>
+    </w:lvl>
+    <w:lvl w:ilvl="2" w:tentative="1">
+      <w:start w:val="1"/>
+      <w:numFmt w:val="bullet"/>
+      <w:lvlText w:val=""/>
+      <w:lvlJc w:val="left"/>
+      <w:pPr>
+        <w:tabs>
+          <w:tab w:val="num" w:pos="2160"/>
+        </w:tabs>
+        <w:ind w:left="2160" w:hanging="360"/>
+      </w:pPr>
+      <w:rPr>
+        <w:rFonts w:ascii="Wingdings" w:hAnsi="Wingdings" w:hint="default"/>
+        <w:sz w:val="20"/>
+      </w:rPr>
+    </w:lvl>
+    <w:lvl w:ilvl="3" w:tentative="1">
+      <w:start w:val="1"/>
+      <w:numFmt w:val="bullet"/>
+      <w:lvlText w:val=""/>
+      <w:lvlJc w:val="left"/>
+      <w:pPr>
+        <w:tabs>
+          <w:tab w:val="num" w:pos="2880"/>
+        </w:tabs>
+        <w:ind w:left="2880" w:hanging="360"/>
+      </w:pPr>
+      <w:rPr>
+        <w:rFonts w:ascii="Wingdings" w:hAnsi="Wingdings" w:hint="default"/>
+        <w:sz w:val="20"/>
+      </w:rPr>
+    </w:lvl>
+    <w:lvl w:ilvl="4" w:tentative="1">
+      <w:start w:val="1"/>
+      <w:numFmt w:val="bullet"/>
+      <w:lvlText w:val=""/>
+      <w:lvlJc w:val="left"/>
+      <w:pPr>
+        <w:tabs>
+          <w:tab w:val="num" w:pos="3600"/>
+        </w:tabs>
+        <w:ind w:left="3600" w:hanging="360"/>
+      </w:pPr>
+      <w:rPr>
+        <w:rFonts w:ascii="Wingdings" w:hAnsi="Wingdings" w:hint="default"/>
+        <w:sz w:val="20"/>
+      </w:rPr>
+    </w:lvl>
+    <w:lvl w:ilvl="5" w:tentative="1">
+      <w:start w:val="1"/>
+      <w:numFmt w:val="bullet"/>
+      <w:lvlText w:val=""/>
+      <w:lvlJc w:val="left"/>
+      <w:pPr>
+        <w:tabs>
+          <w:tab w:val="num" w:pos="4320"/>
+        </w:tabs>
+        <w:ind w:left="4320" w:hanging="360"/>
+      </w:pPr>
+      <w:rPr>
+        <w:rFonts w:ascii="Wingdings" w:hAnsi="Wingdings" w:hint="default"/>
+        <w:sz w:val="20"/>
+      </w:rPr>
+    </w:lvl>
+    <w:lvl w:ilvl="6" w:tentative="1">
+      <w:start w:val="1"/>
+      <w:numFmt w:val="bullet"/>
+      <w:lvlText w:val=""/>
+      <w:lvlJc w:val="left"/>
+      <w:pPr>
+        <w:tabs>
+          <w:tab w:val="num" w:pos="5040"/>
+        </w:tabs>
+        <w:ind w:left="5040" w:hanging="360"/>
+      </w:pPr>
+      <w:rPr>
+        <w:rFonts w:ascii="Wingdings" w:hAnsi="Wingdings" w:hint="default"/>
+        <w:sz w:val="20"/>
+      </w:rPr>
+    </w:lvl>
+    <w:lvl w:ilvl="7" w:tentative="1">
+      <w:start w:val="1"/>
+      <w:numFmt w:val="bullet"/>
+      <w:lvlText w:val=""/>
+      <w:lvlJc w:val="left"/>
+      <w:pPr>
+        <w:tabs>
+          <w:tab w:val="num" w:pos="5760"/>
+        </w:tabs>
+        <w:ind w:left="5760" w:hanging="360"/>
+      </w:pPr>
+      <w:rPr>
+        <w:rFonts w:ascii="Wingdings" w:hAnsi="Wingdings" w:hint="default"/>
+        <w:sz w:val="20"/>
+      </w:rPr>
+    </w:lvl>
+    <w:lvl w:ilvl="8" w:tentative="1">
+      <w:start w:val="1"/>
+      <w:numFmt w:val="bullet"/>
+      <w:lvlText w:val=""/>
+      <w:lvlJc w:val="left"/>
+      <w:pPr>
+        <w:tabs>
+          <w:tab w:val="num" w:pos="6480"/>
+        </w:tabs>
+        <w:ind w:left="6480" w:hanging="360"/>
+      </w:pPr>
+      <w:rPr>
+        <w:rFonts w:ascii="Wingdings" w:hAnsi="Wingdings" w:hint="default"/>
+        <w:sz w:val="20"/>
+      </w:rPr>
+    </w:lvl>
+  </w:abstractNum>
+  <w:abstractNum w:abstractNumId="4" w15:restartNumberingAfterBreak="0">
+    <w:nsid w:val="61D5022D"/>
+    <w:multiLevelType w:val="multilevel"/>
+    <w:tmpl w:val="5052CAA6"/>
+    <w:lvl w:ilvl="0">
+      <w:start w:val="1"/>
+      <w:numFmt w:val="bullet"/>
+      <w:lvlText w:val=""/>
+      <w:lvlJc w:val="left"/>
+      <w:pPr>
+        <w:tabs>
+          <w:tab w:val="num" w:pos="720"/>
+        </w:tabs>
+        <w:ind w:left="720" w:hanging="360"/>
+      </w:pPr>
+      <w:rPr>
+        <w:rFonts w:ascii="Symbol" w:hAnsi="Symbol" w:hint="default"/>
+        <w:sz w:val="20"/>
+      </w:rPr>
+    </w:lvl>
+    <w:lvl w:ilvl="1" w:tentative="1">
+      <w:start w:val="1"/>
+      <w:numFmt w:val="bullet"/>
+      <w:lvlText w:val="o"/>
+      <w:lvlJc w:val="left"/>
+      <w:pPr>
+        <w:tabs>
+          <w:tab w:val="num" w:pos="1440"/>
+        </w:tabs>
+        <w:ind w:left="1440" w:hanging="360"/>
+      </w:pPr>
+      <w:rPr>
+        <w:rFonts w:ascii="Courier New" w:hAnsi="Courier New" w:hint="default"/>
+        <w:sz w:val="20"/>
+      </w:rPr>
+    </w:lvl>
+    <w:lvl w:ilvl="2" w:tentative="1">
+      <w:start w:val="1"/>
+      <w:numFmt w:val="bullet"/>
+      <w:lvlText w:val=""/>
+      <w:lvlJc w:val="left"/>
+      <w:pPr>
+        <w:tabs>
+          <w:tab w:val="num" w:pos="2160"/>
+        </w:tabs>
+        <w:ind w:left="2160" w:hanging="360"/>
+      </w:pPr>
+      <w:rPr>
+        <w:rFonts w:ascii="Wingdings" w:hAnsi="Wingdings" w:hint="default"/>
+        <w:sz w:val="20"/>
+      </w:rPr>
+    </w:lvl>
+    <w:lvl w:ilvl="3" w:tentative="1">
+      <w:start w:val="1"/>
+      <w:numFmt w:val="bullet"/>
+      <w:lvlText w:val=""/>
+      <w:lvlJc w:val="left"/>
+      <w:pPr>
+        <w:tabs>
+          <w:tab w:val="num" w:pos="2880"/>
+        </w:tabs>
+        <w:ind w:left="2880" w:hanging="360"/>
+      </w:pPr>
+      <w:rPr>
+        <w:rFonts w:ascii="Wingdings" w:hAnsi="Wingdings" w:hint="default"/>
+        <w:sz w:val="20"/>
+      </w:rPr>
+    </w:lvl>
+    <w:lvl w:ilvl="4" w:tentative="1">
+      <w:start w:val="1"/>
+      <w:numFmt w:val="bullet"/>
+      <w:lvlText w:val=""/>
+      <w:lvlJc w:val="left"/>
+      <w:pPr>
+        <w:tabs>
+          <w:tab w:val="num" w:pos="3600"/>
+        </w:tabs>
+        <w:ind w:left="3600" w:hanging="360"/>
+      </w:pPr>
+      <w:rPr>
+        <w:rFonts w:ascii="Wingdings" w:hAnsi="Wingdings" w:hint="default"/>
+        <w:sz w:val="20"/>
+      </w:rPr>
+    </w:lvl>
+    <w:lvl w:ilvl="5" w:tentative="1">
+      <w:start w:val="1"/>
+      <w:numFmt w:val="bullet"/>
+      <w:lvlText w:val=""/>
+      <w:lvlJc w:val="left"/>
+      <w:pPr>
+        <w:tabs>
+          <w:tab w:val="num" w:pos="4320"/>
+        </w:tabs>
+        <w:ind w:left="4320" w:hanging="360"/>
+      </w:pPr>
+      <w:rPr>
+        <w:rFonts w:ascii="Wingdings" w:hAnsi="Wingdings" w:hint="default"/>
+        <w:sz w:val="20"/>
+      </w:rPr>
+    </w:lvl>
+    <w:lvl w:ilvl="6" w:tentative="1">
+      <w:start w:val="1"/>
+      <w:numFmt w:val="bullet"/>
+      <w:lvlText w:val=""/>
+      <w:lvlJc w:val="left"/>
+      <w:pPr>
+        <w:tabs>
+          <w:tab w:val="num" w:pos="5040"/>
+        </w:tabs>
+        <w:ind w:left="5040" w:hanging="360"/>
+      </w:pPr>
+      <w:rPr>
+        <w:rFonts w:ascii="Wingdings" w:hAnsi="Wingdings" w:hint="default"/>
+        <w:sz w:val="20"/>
+      </w:rPr>
+    </w:lvl>
+    <w:lvl w:ilvl="7" w:tentative="1">
+      <w:start w:val="1"/>
+      <w:numFmt w:val="bullet"/>
+      <w:lvlText w:val=""/>
+      <w:lvlJc w:val="left"/>
+      <w:pPr>
+        <w:tabs>
+          <w:tab w:val="num" w:pos="5760"/>
+        </w:tabs>
+        <w:ind w:left="5760" w:hanging="360"/>
+      </w:pPr>
+      <w:rPr>
+        <w:rFonts w:ascii="Wingdings" w:hAnsi="Wingdings" w:hint="default"/>
+        <w:sz w:val="20"/>
+      </w:rPr>
+    </w:lvl>
+    <w:lvl w:ilvl="8" w:tentative="1">
+      <w:start w:val="1"/>
+      <w:numFmt w:val="bullet"/>
+      <w:lvlText w:val=""/>
+      <w:lvlJc w:val="left"/>
+      <w:pPr>
+        <w:tabs>
+          <w:tab w:val="num" w:pos="6480"/>
+        </w:tabs>
+        <w:ind w:left="6480" w:hanging="360"/>
+      </w:pPr>
+      <w:rPr>
+        <w:rFonts w:ascii="Wingdings" w:hAnsi="Wingdings" w:hint="default"/>
+        <w:sz w:val="20"/>
+      </w:rPr>
+    </w:lvl>
+  </w:abstractNum>
+  <w:num w:numId="1" w16cid:durableId="1363046541">
+    <w:abstractNumId w:val="0"/>
+  </w:num>
+  <w:num w:numId="2" w16cid:durableId="754282935">
+    <w:abstractNumId w:val="2"/>
+  </w:num>
+  <w:num w:numId="3" w16cid:durableId="1302879634">
+    <w:abstractNumId w:val="3"/>
+  </w:num>
+  <w:num w:numId="4" w16cid:durableId="1654140103">
+    <w:abstractNumId w:val="4"/>
+  </w:num>
+  <w:num w:numId="5" w16cid:durableId="632949690">
+    <w:abstractNumId w:val="1"/>
+  </w:num>
+</w:numbering>
 </file>
 
 <file path=word/styles.xml><?xml version="1.0" encoding="utf-8"?>
@@ -1439,7 +2131,7 @@
   <w:style w:type="paragraph" w:default="1" w:styleId="Normal">
     <w:name w:val="Normal"/>
     <w:qFormat/>
-    <w:rsid w:val="00982D6F"/>
+    <w:rsid w:val="00D440D2"/>
   </w:style>
   <w:style w:type="paragraph" w:styleId="Heading1">
     <w:name w:val="heading 1"/>
@@ -1448,7 +2140,7 @@
     <w:link w:val="Heading1Char"/>
     <w:uiPriority w:val="9"/>
     <w:qFormat/>
-    <w:rsid w:val="00982D6F"/>
+    <w:rsid w:val="00D440D2"/>
     <w:pPr>
       <w:keepNext/>
       <w:keepLines/>
@@ -1471,7 +2163,7 @@
     <w:semiHidden/>
     <w:unhideWhenUsed/>
     <w:qFormat/>
-    <w:rsid w:val="00982D6F"/>
+    <w:rsid w:val="00D440D2"/>
     <w:pPr>
       <w:keepNext/>
       <w:keepLines/>
@@ -1494,7 +2186,7 @@
     <w:semiHidden/>
     <w:unhideWhenUsed/>
     <w:qFormat/>
-    <w:rsid w:val="00982D6F"/>
+    <w:rsid w:val="00D440D2"/>
     <w:pPr>
       <w:keepNext/>
       <w:keepLines/>
@@ -1517,7 +2209,7 @@
     <w:semiHidden/>
     <w:unhideWhenUsed/>
     <w:qFormat/>
-    <w:rsid w:val="00982D6F"/>
+    <w:rsid w:val="00D440D2"/>
     <w:pPr>
       <w:keepNext/>
       <w:keepLines/>
@@ -1540,7 +2232,7 @@
     <w:semiHidden/>
     <w:unhideWhenUsed/>
     <w:qFormat/>
-    <w:rsid w:val="00982D6F"/>
+    <w:rsid w:val="00D440D2"/>
     <w:pPr>
       <w:keepNext/>
       <w:keepLines/>
@@ -1561,7 +2253,7 @@
     <w:semiHidden/>
     <w:unhideWhenUsed/>
     <w:qFormat/>
-    <w:rsid w:val="00982D6F"/>
+    <w:rsid w:val="00D440D2"/>
     <w:pPr>
       <w:keepNext/>
       <w:keepLines/>
@@ -1584,7 +2276,7 @@
     <w:semiHidden/>
     <w:unhideWhenUsed/>
     <w:qFormat/>
-    <w:rsid w:val="00982D6F"/>
+    <w:rsid w:val="00D440D2"/>
     <w:pPr>
       <w:keepNext/>
       <w:keepLines/>
@@ -1605,7 +2297,7 @@
     <w:semiHidden/>
     <w:unhideWhenUsed/>
     <w:qFormat/>
-    <w:rsid w:val="00982D6F"/>
+    <w:rsid w:val="00D440D2"/>
     <w:pPr>
       <w:keepNext/>
       <w:keepLines/>
@@ -1628,7 +2320,7 @@
     <w:semiHidden/>
     <w:unhideWhenUsed/>
     <w:qFormat/>
-    <w:rsid w:val="00982D6F"/>
+    <w:rsid w:val="00D440D2"/>
     <w:pPr>
       <w:keepNext/>
       <w:keepLines/>
@@ -1671,7 +2363,7 @@
     <w:basedOn w:val="DefaultParagraphFont"/>
     <w:link w:val="Heading1"/>
     <w:uiPriority w:val="9"/>
-    <w:rsid w:val="00982D6F"/>
+    <w:rsid w:val="00D440D2"/>
     <w:rPr>
       <w:rFonts w:asciiTheme="majorHAnsi" w:eastAsiaTheme="majorEastAsia" w:hAnsiTheme="majorHAnsi" w:cstheme="majorBidi"/>
       <w:color w:val="0F4761" w:themeColor="accent1" w:themeShade="BF"/>
@@ -1685,7 +2377,7 @@
     <w:link w:val="Heading2"/>
     <w:uiPriority w:val="9"/>
     <w:semiHidden/>
-    <w:rsid w:val="00982D6F"/>
+    <w:rsid w:val="00D440D2"/>
     <w:rPr>
       <w:rFonts w:asciiTheme="majorHAnsi" w:eastAsiaTheme="majorEastAsia" w:hAnsiTheme="majorHAnsi" w:cstheme="majorBidi"/>
       <w:color w:val="0F4761" w:themeColor="accent1" w:themeShade="BF"/>
@@ -1699,7 +2391,7 @@
     <w:link w:val="Heading3"/>
     <w:uiPriority w:val="9"/>
     <w:semiHidden/>
-    <w:rsid w:val="00982D6F"/>
+    <w:rsid w:val="00D440D2"/>
     <w:rPr>
       <w:rFonts w:eastAsiaTheme="majorEastAsia" w:cstheme="majorBidi"/>
       <w:color w:val="0F4761" w:themeColor="accent1" w:themeShade="BF"/>
@@ -1713,7 +2405,7 @@
     <w:link w:val="Heading4"/>
     <w:uiPriority w:val="9"/>
     <w:semiHidden/>
-    <w:rsid w:val="00982D6F"/>
+    <w:rsid w:val="00D440D2"/>
     <w:rPr>
       <w:rFonts w:eastAsiaTheme="majorEastAsia" w:cstheme="majorBidi"/>
       <w:i/>
@@ -1727,7 +2419,7 @@
     <w:link w:val="Heading5"/>
     <w:uiPriority w:val="9"/>
     <w:semiHidden/>
-    <w:rsid w:val="00982D6F"/>
+    <w:rsid w:val="00D440D2"/>
     <w:rPr>
       <w:rFonts w:eastAsiaTheme="majorEastAsia" w:cstheme="majorBidi"/>
       <w:color w:val="0F4761" w:themeColor="accent1" w:themeShade="BF"/>
@@ -1739,7 +2431,7 @@
     <w:link w:val="Heading6"/>
     <w:uiPriority w:val="9"/>
     <w:semiHidden/>
-    <w:rsid w:val="00982D6F"/>
+    <w:rsid w:val="00D440D2"/>
     <w:rPr>
       <w:rFonts w:eastAsiaTheme="majorEastAsia" w:cstheme="majorBidi"/>
       <w:i/>
@@ -1753,7 +2445,7 @@
     <w:link w:val="Heading7"/>
     <w:uiPriority w:val="9"/>
     <w:semiHidden/>
-    <w:rsid w:val="00982D6F"/>
+    <w:rsid w:val="00D440D2"/>
     <w:rPr>
       <w:rFonts w:eastAsiaTheme="majorEastAsia" w:cstheme="majorBidi"/>
       <w:color w:val="595959" w:themeColor="text1" w:themeTint="A6"/>
@@ -1765,7 +2457,7 @@
     <w:link w:val="Heading8"/>
     <w:uiPriority w:val="9"/>
     <w:semiHidden/>
-    <w:rsid w:val="00982D6F"/>
+    <w:rsid w:val="00D440D2"/>
     <w:rPr>
       <w:rFonts w:eastAsiaTheme="majorEastAsia" w:cstheme="majorBidi"/>
       <w:i/>
@@ -1779,7 +2471,7 @@
     <w:link w:val="Heading9"/>
     <w:uiPriority w:val="9"/>
     <w:semiHidden/>
-    <w:rsid w:val="00982D6F"/>
+    <w:rsid w:val="00D440D2"/>
     <w:rPr>
       <w:rFonts w:eastAsiaTheme="majorEastAsia" w:cstheme="majorBidi"/>
       <w:color w:val="272727" w:themeColor="text1" w:themeTint="D8"/>
@@ -1792,7 +2484,7 @@
     <w:link w:val="TitleChar"/>
     <w:uiPriority w:val="10"/>
     <w:qFormat/>
-    <w:rsid w:val="00982D6F"/>
+    <w:rsid w:val="00D440D2"/>
     <w:pPr>
       <w:spacing w:after="80" w:line="240" w:lineRule="auto"/>
       <w:contextualSpacing/>
@@ -1810,7 +2502,7 @@
     <w:basedOn w:val="DefaultParagraphFont"/>
     <w:link w:val="Title"/>
     <w:uiPriority w:val="10"/>
-    <w:rsid w:val="00982D6F"/>
+    <w:rsid w:val="00D440D2"/>
     <w:rPr>
       <w:rFonts w:asciiTheme="majorHAnsi" w:eastAsiaTheme="majorEastAsia" w:hAnsiTheme="majorHAnsi" w:cstheme="majorBidi"/>
       <w:spacing w:val="-10"/>
@@ -1826,7 +2518,7 @@
     <w:link w:val="SubtitleChar"/>
     <w:uiPriority w:val="11"/>
     <w:qFormat/>
-    <w:rsid w:val="00982D6F"/>
+    <w:rsid w:val="00D440D2"/>
     <w:pPr>
       <w:numPr>
         <w:ilvl w:val="1"/>
@@ -1845,7 +2537,7 @@
     <w:basedOn w:val="DefaultParagraphFont"/>
     <w:link w:val="Subtitle"/>
     <w:uiPriority w:val="11"/>
-    <w:rsid w:val="00982D6F"/>
+    <w:rsid w:val="00D440D2"/>
     <w:rPr>
       <w:rFonts w:eastAsiaTheme="majorEastAsia" w:cstheme="majorBidi"/>
       <w:color w:val="595959" w:themeColor="text1" w:themeTint="A6"/>
@@ -1861,7 +2553,7 @@
     <w:link w:val="QuoteChar"/>
     <w:uiPriority w:val="29"/>
     <w:qFormat/>
-    <w:rsid w:val="00982D6F"/>
+    <w:rsid w:val="00D440D2"/>
     <w:pPr>
       <w:spacing w:before="160"/>
       <w:jc w:val="center"/>
@@ -1877,7 +2569,7 @@
     <w:basedOn w:val="DefaultParagraphFont"/>
     <w:link w:val="Quote"/>
     <w:uiPriority w:val="29"/>
-    <w:rsid w:val="00982D6F"/>
+    <w:rsid w:val="00D440D2"/>
     <w:rPr>
       <w:i/>
       <w:iCs/>
@@ -1889,7 +2581,7 @@
     <w:basedOn w:val="Normal"/>
     <w:uiPriority w:val="34"/>
     <w:qFormat/>
-    <w:rsid w:val="00982D6F"/>
+    <w:rsid w:val="00D440D2"/>
     <w:pPr>
       <w:ind w:left="720"/>
       <w:contextualSpacing/>
@@ -1900,7 +2592,7 @@
     <w:basedOn w:val="DefaultParagraphFont"/>
     <w:uiPriority w:val="21"/>
     <w:qFormat/>
-    <w:rsid w:val="00982D6F"/>
+    <w:rsid w:val="00D440D2"/>
     <w:rPr>
       <w:i/>
       <w:iCs/>
@@ -1914,7 +2606,7 @@
     <w:link w:val="IntenseQuoteChar"/>
     <w:uiPriority w:val="30"/>
     <w:qFormat/>
-    <w:rsid w:val="00982D6F"/>
+    <w:rsid w:val="00D440D2"/>
     <w:pPr>
       <w:pBdr>
         <w:top w:val="single" w:sz="4" w:space="10" w:color="0F4761" w:themeColor="accent1" w:themeShade="BF"/>
@@ -1935,7 +2627,7 @@
     <w:basedOn w:val="DefaultParagraphFont"/>
     <w:link w:val="IntenseQuote"/>
     <w:uiPriority w:val="30"/>
-    <w:rsid w:val="00982D6F"/>
+    <w:rsid w:val="00D440D2"/>
     <w:rPr>
       <w:i/>
       <w:iCs/>
@@ -1947,7 +2639,7 @@
     <w:basedOn w:val="DefaultParagraphFont"/>
     <w:uiPriority w:val="32"/>
     <w:qFormat/>
-    <w:rsid w:val="00982D6F"/>
+    <w:rsid w:val="00D440D2"/>
     <w:rPr>
       <w:b/>
       <w:bCs/>
